--- a/Curriculo/output/CV_Afonso_FullStack.docx
+++ b/Curriculo/output/CV_Afonso_FullStack.docx
@@ -66,7 +66,7 @@
           <w:color w:val="000000"/>
           <w:sz w:val="22"/>
         </w:rPr>
-        <w:t>RESUMO</w:t>
+        <w:t>RESUMO PROFISSIONAL</w:t>
       </w:r>
     </w:p>
     <w:p>
@@ -82,7 +82,7 @@
           <w:color w:val="000000"/>
           <w:sz w:val="20"/>
         </w:rPr>
-        <w:t>Engenheiro Full-Stack Sênior com 7 anos de mercado, especializado em arquitetura e operação de sistemas distribuídos de ponta a ponta. Atualmente lidera o domínio de streaming de uma plataforma de videomonitoramento urbano em larga escala — WebRTC, LL-HLS, analítico em tempo real e microsserviços orientados a eventos em Kubernetes. Especialista em streaming de vídeo e plataformização; perfil staff-track com ownership total de domínio, do design de sistemas à produção.</w:t>
+        <w:t>Sou Engenheiro Full-Stack Sênior com 7 anos de mercado, atuo do frontend à infraestrutura e sou especialista em streaming de vídeo e sistemas distribuídos. Atualmente, lidero o domínio de câmeras e vídeo de uma plataforma de videomonitoramento urbano em larga escala, que envolve WebRTC, LL-HLS, analítico em tempo real e microsserviços orientados a eventos em Kubernetes, com ownership total do design de sistemas à produção. Trabalho no dia a dia com Spec-Driven Development (SDD) e agentes de IA.</w:t>
       </w:r>
     </w:p>
     <w:p>
@@ -106,7 +106,7 @@
     </w:p>
     <w:p>
       <w:pPr>
-        <w:spacing w:before="0" w:after="40" w:line="276" w:lineRule="auto"/>
+        <w:spacing w:before="10" w:after="10" w:line="259" w:lineRule="auto"/>
         <w:jc w:val="left"/>
       </w:pPr>
       <w:r>
@@ -117,7 +117,7 @@
           <w:color w:val="000000"/>
           <w:sz w:val="20"/>
         </w:rPr>
-        <w:t>Backend &amp; Microsserviços:</w:t>
+        <w:t>Backend e Microsserviços:</w:t>
       </w:r>
       <w:r>
         <w:rPr>
@@ -127,12 +127,12 @@
           <w:color w:val="000000"/>
           <w:sz w:val="20"/>
         </w:rPr>
-        <w:t xml:space="preserve"> NestJS, Node.js, Go, Kotlin (Ktor), Kafka, Redis, BullMQ, Kong, CQRS, Arquitetura Orientada a Eventos, REST, WebSockets</w:t>
+        <w:t xml:space="preserve"> NestJS, Node.js, Go, Kotlin (Ktor), Kafka, Redis, BullMQ, Kong, CQRS, arquitetura orientada a eventos, REST, WebSockets</w:t>
       </w:r>
     </w:p>
     <w:p>
       <w:pPr>
-        <w:spacing w:before="0" w:after="40" w:line="276" w:lineRule="auto"/>
+        <w:spacing w:before="10" w:after="10" w:line="259" w:lineRule="auto"/>
         <w:jc w:val="left"/>
       </w:pPr>
       <w:r>
@@ -153,12 +153,12 @@
           <w:color w:val="000000"/>
           <w:sz w:val="20"/>
         </w:rPr>
-        <w:t xml:space="preserve"> PostgreSQL (particionamento temporal, indexação zero-downtime), Prisma, Drizzle, Supabase</w:t>
+        <w:t xml:space="preserve"> PostgreSQL (particionamento temporal, indexação sem downtime), Prisma, Drizzle, Supabase</w:t>
       </w:r>
     </w:p>
     <w:p>
       <w:pPr>
-        <w:spacing w:before="0" w:after="40" w:line="276" w:lineRule="auto"/>
+        <w:spacing w:before="10" w:after="10" w:line="259" w:lineRule="auto"/>
         <w:jc w:val="left"/>
       </w:pPr>
       <w:r>
@@ -169,7 +169,7 @@
           <w:color w:val="000000"/>
           <w:sz w:val="20"/>
         </w:rPr>
-        <w:t>Vídeo &amp; Streaming:</w:t>
+        <w:t>Vídeo e Streaming:</w:t>
       </w:r>
       <w:r>
         <w:rPr>
@@ -184,7 +184,7 @@
     </w:p>
     <w:p>
       <w:pPr>
-        <w:spacing w:before="0" w:after="40" w:line="276" w:lineRule="auto"/>
+        <w:spacing w:before="10" w:after="10" w:line="259" w:lineRule="auto"/>
         <w:jc w:val="left"/>
       </w:pPr>
       <w:r>
@@ -195,7 +195,7 @@
           <w:color w:val="000000"/>
           <w:sz w:val="20"/>
         </w:rPr>
-        <w:t>Frontend:</w:t>
+        <w:t>Frontend e Mobile:</w:t>
       </w:r>
       <w:r>
         <w:rPr>
@@ -205,12 +205,12 @@
           <w:color w:val="000000"/>
           <w:sz w:val="20"/>
         </w:rPr>
-        <w:t xml:space="preserve"> Next.js (App Router, RSC), React, Angular, TypeScript, TailwindCSS, Zustand, TanStack Query</w:t>
+        <w:t xml:space="preserve"> Next.js (App Router, RSC), React, TypeScript, TailwindCSS, Zustand, TanStack Query, React Native (Expo)</w:t>
       </w:r>
     </w:p>
     <w:p>
       <w:pPr>
-        <w:spacing w:before="0" w:after="40" w:line="276" w:lineRule="auto"/>
+        <w:spacing w:before="10" w:after="10" w:line="259" w:lineRule="auto"/>
         <w:jc w:val="left"/>
       </w:pPr>
       <w:r>
@@ -221,7 +221,7 @@
           <w:color w:val="000000"/>
           <w:sz w:val="20"/>
         </w:rPr>
-        <w:t>Qualidade &amp; Observabilidade:</w:t>
+        <w:t>Engenharia Assistida por IA:</w:t>
       </w:r>
       <w:r>
         <w:rPr>
@@ -231,12 +231,12 @@
           <w:color w:val="000000"/>
           <w:sz w:val="20"/>
         </w:rPr>
-        <w:t xml:space="preserve"> Testcontainers, Jest, Prometheus, Pino structured logging</w:t>
+        <w:t xml:space="preserve"> Spec-Driven Development (SDD), agentes de IA (Claude Code), servidores MCP, funcionalidades de produto com LLMs (OpenAI GPT)</w:t>
       </w:r>
     </w:p>
     <w:p>
       <w:pPr>
-        <w:spacing w:before="0" w:after="40" w:line="276" w:lineRule="auto"/>
+        <w:spacing w:before="10" w:after="10" w:line="259" w:lineRule="auto"/>
         <w:jc w:val="left"/>
       </w:pPr>
       <w:r>
@@ -247,7 +247,7 @@
           <w:color w:val="000000"/>
           <w:sz w:val="20"/>
         </w:rPr>
-        <w:t>DevOps &amp; Cloud:</w:t>
+        <w:t>DevOps e Qualidade:</w:t>
       </w:r>
       <w:r>
         <w:rPr>
@@ -257,7 +257,7 @@
           <w:color w:val="000000"/>
           <w:sz w:val="20"/>
         </w:rPr>
-        <w:t xml:space="preserve"> Docker, Kubernetes (RKE2), Helm, Terraform, GitHub Actions, Nx monorepo (cache remoto), AWS, Vercel</w:t>
+        <w:t xml:space="preserve"> Docker, Kubernetes (RKE2), Helm, Terraform, GitHub Actions, monorepo Nx (cache remoto), Testcontainers, Prometheus, Pino</w:t>
       </w:r>
     </w:p>
     <w:p>
@@ -276,7 +276,7 @@
           <w:color w:val="000000"/>
           <w:sz w:val="22"/>
         </w:rPr>
-        <w:t>EXPERIÊNCIA</w:t>
+        <w:t>EXPERIÊNCIA PROFISSIONAL</w:t>
       </w:r>
     </w:p>
     <w:p>
@@ -335,7 +335,7 @@
           <w:color w:val="000000"/>
           <w:sz w:val="20"/>
         </w:rPr>
-        <w:t>Lidera o domínio de streaming de uma plataforma de videomonitoramento urbano em larga escala: WebRTC com fallback LL-HLS (~250ms), negociação dinâmica de codec H.265/H.264 por capacidade do cliente e qualidade adaptativa via substreams nativos de câmera — custo de infraestrutura por câmera, não por espectador.</w:t>
+        <w:t>Lidero o domínio de câmeras e vídeo de uma plataforma de videomonitoramento urbano em larga escala, composta por 27 microsserviços NestJS com monorepo Nx, Kafka, Kong, PostgreSQL/Prisma, Redis e CQRS.</w:t>
       </w:r>
     </w:p>
     <w:p>
@@ -362,7 +362,7 @@
           <w:color w:val="000000"/>
           <w:sz w:val="20"/>
         </w:rPr>
-        <w:t>Construiu o pipeline de analítico de vídeo em tempo real: detecções por frame em dispositivos edge, producers Kafka on-device e reconciliador idempotente que restaura o estado após reboots.</w:t>
+        <w:t>Arquitetei o stack de streaming de baixa latência da plataforma, que combina WebRTC com fallback para LL-HLS (~250 ms), negociação dinâmica de codec (H.265/H.264) conforme a capacidade do cliente e qualidade adaptativa por meio de substreams nativos das câmeras, mantendo o custo de infraestrutura por câmera, e não por espectador.</w:t>
       </w:r>
     </w:p>
     <w:p>
@@ -389,7 +389,7 @@
           <w:color w:val="000000"/>
           <w:sz w:val="20"/>
         </w:rPr>
-        <w:t>Projetou correlação de eventos multi-câmera (janela deslizante, deduplicação de alarmes via UUIDv5, auto-resolução) e telemetria em escala — PostgreSQL particionado por tempo, métricas Prometheus, indexação zero-downtime.</w:t>
+        <w:t>Construí o pipeline de analítico de vídeo em tempo real, com detecções por frame em dispositivos de borda, producers Kafka embarcados e reconciliação idempotente após reinicializações, além da correlação de eventos multicâmera com janela deslizante e deduplicação de alarmes via UUIDv5 em PostgreSQL particionado por tempo.</w:t>
       </w:r>
     </w:p>
     <w:p>
@@ -416,7 +416,7 @@
           <w:color w:val="000000"/>
           <w:sz w:val="20"/>
         </w:rPr>
-        <w:t>Entregou o microsserviço de gateway de notificações do zero: e-mail, WhatsApp, WebSocket e push via BullMQ (backoff exponencial, DLQ), templates Handlebars multi-locale e trilha de auditoria completa.</w:t>
+        <w:t>Entreguei o gateway de notificações do zero, com canais de e-mail, WhatsApp, WebSocket e push sustentados por BullMQ (backoff exponencial e DLQ), templates Handlebars em múltiplos idiomas e trilha de auditoria completa.</w:t>
       </w:r>
     </w:p>
     <w:p>
@@ -443,7 +443,34 @@
           <w:color w:val="000000"/>
           <w:sz w:val="20"/>
         </w:rPr>
-        <w:t>Estabeleceu gate de CI com testes de integração (Testcontainers), cache remoto Nx e provisionamento K8s em produção (RKE2 + Terraform + Helm); 75+ PRs merged em 5 meses. Selecionado para liderar o aplicativo mobile da plataforma.</w:t>
+        <w:t>Estabeleci o gate de testes de integração no CI (Testcontainers), o cache remoto do Nx e o provisionamento do Kubernetes de produção (RKE2, Terraform e Helm); entreguei mais de 75 pull requests em 5 meses e sou o principal responsável pelo aplicativo mobile da plataforma.</w:t>
+      </w:r>
+    </w:p>
+    <w:p>
+      <w:pPr>
+        <w:spacing w:before="10" w:after="10" w:line="259" w:lineRule="auto"/>
+        <w:ind w:left="357" w:hanging="181"/>
+        <w:jc w:val="left"/>
+      </w:pPr>
+      <w:r>
+        <w:rPr>
+          <w:rFonts w:ascii="Calibri" w:hAnsi="Calibri"/>
+          <w:b w:val="0"/>
+          <w:i w:val="0"/>
+          <w:color w:val="000000"/>
+          <w:sz w:val="20"/>
+        </w:rPr>
+        <w:t xml:space="preserve">• </w:t>
+      </w:r>
+      <w:r>
+        <w:rPr>
+          <w:rFonts w:ascii="Calibri" w:hAnsi="Calibri"/>
+          <w:b w:val="0"/>
+          <w:i w:val="0"/>
+          <w:color w:val="000000"/>
+          <w:sz w:val="20"/>
+        </w:rPr>
+        <w:t>Trabalho com Spec-Driven Development (SDD) e agentes de IA (Claude Code) no fluxo de entrega, em que as funcionalidades são especificadas antes da implementação e executadas com revisão humana e gates de CI.</w:t>
       </w:r>
     </w:p>
     <w:p>
@@ -502,7 +529,7 @@
           <w:color w:val="000000"/>
           <w:sz w:val="20"/>
         </w:rPr>
-        <w:t>Liderou o GEM ERP (Next.js + Supabase/PostgreSQL): redução de 80% nos erros de propostas comerciais, +14% no lucro mensal, 100+ usuários ativos diários — Kanban multi-visão em tempo real, chat corporativo, assistente GPT e trilha de auditoria append-only.</w:t>
+        <w:t>Liderei o GEM ERP (Next.js e Supabase/PostgreSQL) e construí seu aplicativo mobile em React Native, alcançando redução de 80% nos erros de propostas comerciais, aumento de cerca de 14% no lucro mensal e mais de 100 usuários ativos diários, com Kanban multivisão em tempo real, chat corporativo, assistente com GPT e trilha de auditoria append-only.</w:t>
       </w:r>
     </w:p>
     <w:p>
@@ -529,7 +556,7 @@
           <w:color w:val="000000"/>
           <w:sz w:val="20"/>
         </w:rPr>
-        <w:t>Desenvolveu ferramental Kotlin Multiplatform (Compose + Ktor + SQLDelight) para exportação automática de arquivos CAD e módulos Android para operadores de fábrica; cache multicamada com sincronização sub-200ms em VPS Docker/Nginx.</w:t>
+        <w:t>Desenvolvi ferramentas em Kotlin Multiplatform (Compose, Ktor e SQLDelight) para a exportação automática de arquivos CAD e módulos Android para os operadores da fábrica, com cache em múltiplas camadas e sincronização em tempo real abaixo de 200 ms em um VPS com Docker e Nginx.</w:t>
       </w:r>
     </w:p>
     <w:p>
@@ -545,7 +572,7 @@
           <w:color w:val="000000"/>
           <w:sz w:val="21"/>
         </w:rPr>
-        <w:t>Engenheiro Full-Stack Sênior — afonsodev.com (Fundador &amp; Consultor Independente)</w:t>
+        <w:t>Engenheiro Full-Stack Sênior — afonsodev.com (Fundador e Consultor Independente)</w:t>
       </w:r>
     </w:p>
     <w:p>
@@ -577,7 +604,17 @@
           <w:color w:val="000000"/>
           <w:sz w:val="20"/>
         </w:rPr>
-        <w:t>Stormzplus — Plataforma de Streaming por Assinatura (Fundador &amp; Lead Engineer)</w:t>
+        <w:t>Stormzplus — Plataforma de Streaming por Assinatura (Fundador)</w:t>
+      </w:r>
+      <w:r>
+        <w:rPr>
+          <w:rFonts w:ascii="Calibri" w:hAnsi="Calibri"/>
+          <w:b w:val="0"/>
+          <w:i w:val="0"/>
+          <w:color w:val="000000"/>
+          <w:sz w:val="20"/>
+        </w:rPr>
+        <w:t xml:space="preserve"> · mobile, web e admin</w:t>
       </w:r>
     </w:p>
     <w:p>
@@ -604,7 +641,7 @@
           <w:color w:val="000000"/>
           <w:sz w:val="20"/>
         </w:rPr>
-        <w:t>Plataforma full-stack de VOD: Next.js + Supabase, pipeline de transcodificação Go/FFmpeg/NVENC acelerado por GPU (HLS 240p–4K), Cloudflare R2/CDN, assinaturas Stripe + Mercado Pago PIX com webhooks idempotentes.</w:t>
+        <w:t>Construí a plataforma completa de VOD com Next.js e Supabase, pipeline de transcodificação em Go com FFmpeg/NVENC acelerado por GPU (HLS de 240p a 4K), Cloudflare R2/CDN e assinaturas via Stripe e Mercado Pago (PIX) com webhooks idempotentes.</w:t>
       </w:r>
     </w:p>
     <w:p>
@@ -631,7 +668,7 @@
           <w:color w:val="000000"/>
           <w:sz w:val="20"/>
         </w:rPr>
-        <w:t>Watch Party via LiveKit (até 50 espectadores simultâneos) com protocolo de sinalização customizado; player HLS personalizado com legendas, retomada, seletor de qualidade e reprodução em background.</w:t>
+        <w:t>Implementei o Watch Party via LiveKit, que suporta até 50 espectadores simultâneos com sinalização customizada sobre data channels, além de um player HLS próprio com legendas, retomada de reprodução, seletor de qualidade e reprodução em segundo plano.</w:t>
       </w:r>
     </w:p>
     <w:p>
@@ -648,6 +685,16 @@
           <w:sz w:val="20"/>
         </w:rPr>
         <w:t>Orça Norte — Marketplace B2B de Construção (orcanorte.com.br)</w:t>
+      </w:r>
+      <w:r>
+        <w:rPr>
+          <w:rFonts w:ascii="Calibri" w:hAnsi="Calibri"/>
+          <w:b w:val="0"/>
+          <w:i w:val="0"/>
+          <w:color w:val="000000"/>
+          <w:sz w:val="20"/>
+        </w:rPr>
+        <w:t xml:space="preserve"> · App Store</w:t>
       </w:r>
     </w:p>
     <w:p>
@@ -674,7 +721,34 @@
           <w:color w:val="000000"/>
           <w:sz w:val="20"/>
         </w:rPr>
-        <w:t>Marketplace SSR/ISR para 500+ empresas: sistema multi-tenant, planos de assinatura, RBAC e dashboards operacionais. Next.js, Prisma, PostgreSQL, NextAuth.</w:t>
+        <w:t>Construí um marketplace SSR/ISR com mais de 500 empresas cadastradas, sistema multi-tenant de fornecedores, planos de assinatura, RBAC e dashboards operacionais, usando Next.js, Prisma, PostgreSQL e NextAuth.</w:t>
+      </w:r>
+    </w:p>
+    <w:p>
+      <w:pPr>
+        <w:spacing w:before="10" w:after="10" w:line="259" w:lineRule="auto"/>
+        <w:ind w:left="357" w:hanging="181"/>
+        <w:jc w:val="left"/>
+      </w:pPr>
+      <w:r>
+        <w:rPr>
+          <w:rFonts w:ascii="Calibri" w:hAnsi="Calibri"/>
+          <w:b w:val="0"/>
+          <w:i w:val="0"/>
+          <w:color w:val="000000"/>
+          <w:sz w:val="20"/>
+        </w:rPr>
+        <w:t xml:space="preserve">• </w:t>
+      </w:r>
+      <w:r>
+        <w:rPr>
+          <w:rFonts w:ascii="Calibri" w:hAnsi="Calibri"/>
+          <w:b w:val="0"/>
+          <w:i w:val="0"/>
+          <w:color w:val="000000"/>
+          <w:sz w:val="20"/>
+        </w:rPr>
+        <w:t>Publiquei o aplicativo do marketplace na App Store, desenvolvido com Expo e expo-router, TanStack Query, Sign in with Apple, notificações push e atualizações OTA.</w:t>
       </w:r>
     </w:p>
     <w:p>
@@ -733,7 +807,7 @@
           <w:color w:val="000000"/>
           <w:sz w:val="20"/>
         </w:rPr>
-        <w:t>Interfaces de gestão de provedores ISP (Next.js/React); migração de sistemas legados; CI/CD GitLab; entrega ágil Scrum/Kanban.</w:t>
+        <w:t>Desenvolvi interfaces de gestão para provedores de internet com Next.js e React, migrei sistemas legados e atuei com CI/CD no GitLab em entregas com Scrum e Kanban.</w:t>
       </w:r>
     </w:p>
     <w:p>
@@ -792,7 +866,7 @@
           <w:color w:val="000000"/>
           <w:sz w:val="20"/>
         </w:rPr>
-        <w:t>Modelagem de banco de dados PostgreSQL, otimização de queries e relatórios financeiros/operacionais.</w:t>
+        <w:t>Modelei bancos de dados PostgreSQL, otimizei consultas e construí relatórios financeiros e operacionais.</w:t>
       </w:r>
     </w:p>
     <w:p>
@@ -853,7 +927,7 @@
           <w:color w:val="000000"/>
           <w:sz w:val="20"/>
         </w:rPr>
-        <w:t>Serviço Go de ingestão de vídeo com aceleração GPU FFmpeg/NVENC, transcodificação HLS e armazenamento no Cloudflare R2.</w:t>
+        <w:t>Serviço em Go de ingestão de vídeo com aceleração por GPU (FFmpeg/NVENC), transcodificação HLS e armazenamento no Cloudflare R2.</w:t>
       </w:r>
     </w:p>
     <w:p>
@@ -872,7 +946,7 @@
           <w:color w:val="000000"/>
           <w:sz w:val="22"/>
         </w:rPr>
-        <w:t>FORMAÇÃO &amp; CERTIFICAÇÕES</w:t>
+        <w:t>FORMAÇÃO E IDIOMAS</w:t>
       </w:r>
     </w:p>
     <w:p>
@@ -903,9 +977,19 @@
     </w:p>
     <w:p>
       <w:pPr>
-        <w:spacing w:before="0" w:after="40" w:line="276" w:lineRule="auto"/>
+        <w:spacing w:before="10" w:after="10" w:line="259" w:lineRule="auto"/>
         <w:jc w:val="left"/>
       </w:pPr>
+      <w:r>
+        <w:rPr>
+          <w:rFonts w:ascii="Calibri" w:hAnsi="Calibri"/>
+          <w:b/>
+          <w:i w:val="0"/>
+          <w:color w:val="000000"/>
+          <w:sz w:val="20"/>
+        </w:rPr>
+        <w:t>Certificações:</w:t>
+      </w:r>
       <w:r>
         <w:rPr>
           <w:rFonts w:ascii="Calibri" w:hAnsi="Calibri"/>
@@ -914,26 +998,7 @@
           <w:color w:val="000000"/>
           <w:sz w:val="20"/>
         </w:rPr>
-        <w:t>Meta Back-End Developer Professional Certificate · IBM Full Stack Software Developer Professional Certificate</w:t>
-      </w:r>
-    </w:p>
-    <w:p>
-      <w:pPr>
-        <w:spacing w:before="200" w:after="80" w:line="240" w:lineRule="auto"/>
-        <w:jc w:val="left"/>
-        <w:pBdr>
-          <w:bottom w:val="single" w:sz="6" w:space="1" w:color="000000"/>
-        </w:pBdr>
-      </w:pPr>
-      <w:r>
-        <w:rPr>
-          <w:rFonts w:ascii="Calibri" w:hAnsi="Calibri"/>
-          <w:b/>
-          <w:i w:val="0"/>
-          <w:color w:val="000000"/>
-          <w:sz w:val="22"/>
-        </w:rPr>
-        <w:t>IDIOMAS</w:t>
+        <w:t xml:space="preserve"> Meta Back-End Developer Professional Certificate · IBM Full Stack Software Developer Professional Certificate</w:t>
       </w:r>
     </w:p>
     <w:p>
@@ -949,7 +1014,7 @@
           <w:color w:val="000000"/>
           <w:sz w:val="20"/>
         </w:rPr>
-        <w:t>Português:</w:t>
+        <w:t>Idiomas:</w:t>
       </w:r>
       <w:r>
         <w:rPr>
@@ -959,11 +1024,11 @@
           <w:color w:val="000000"/>
           <w:sz w:val="20"/>
         </w:rPr>
-        <w:t xml:space="preserve"> Nativo · Inglês: B2 — comunicação técnica e reuniões com clientes</w:t>
+        <w:t xml:space="preserve"> Português (nativo) · Inglês (B2 — comunicação técnica e reuniões com clientes)</w:t>
       </w:r>
     </w:p>
     <w:sectPr>
-      <w:pgSz w:w="12240" w:h="15840"/>
+      <w:pgSz w:w="11906" w:h="16838"/>
       <w:pgMar w:top="720" w:right="1083" w:bottom="720" w:left="1083" w:header="720" w:footer="720" w:gutter="0"/>
       <w:cols w:space="720"/>
       <w:docGrid w:linePitch="360"/>
